--- a/studie/word/KD-Webdesign-Unternehmenskonzept.docx
+++ b/studie/word/KD-Webdesign-Unternehmenskonzept.docx
@@ -2534,7 +2534,7 @@
           <w:sz w:val="22"/>
           <w:szCs w:val="22"/>
         </w:rPr>
-        <w:t xml:space="preserve">Festpreis ab 990 € (Paket S), Standardpaket M 1.490 €, Paket L 2.290 €. 40 % Anzahlung vor Baubeginn. Betreuung 69 €/Monat.</w:t>
+        <w:t xml:space="preserve">Festpreis ab 990 € (Paket S), Standardpaket M 1.490 €, Paket L 2.290 €. 40 % Anzahlung vor Baubeginn.</w:t>
       </w:r>
     </w:p>
     <w:p>
@@ -2612,23 +2612,6 @@
           <w:szCs w:val="18"/>
         </w:rPr>
         <w:t xml:space="preserve">Geändert: Die frühere Zusage „rund zwei Stunden Zeitaufwand beim Kunden“ ist gestrichen. Sie war nie gemessen und widersprach den Mitwirkungspflichten in 4.3. Die echte Stundenzahl wird in den drei Pilotprojekten erhoben und danach hier eingetragen.</w:t>
-      </w:r>
-    </w:p>
-    <w:p>
-      <w:pPr>
-        <w:spacing w:after="160" w:line="276"/>
-      </w:pPr>
-      <w:r>
-        <w:rPr>
-          <w:b w:val="false"/>
-          <w:bCs w:val="false"/>
-          <w:i w:val="false"/>
-          <w:iCs w:val="false"/>
-          <w:color w:val="C00000"/>
-          <w:sz w:val="22"/>
-          <w:szCs w:val="22"/>
-        </w:rPr>
-        <w:t xml:space="preserve">Offen: Betreuung 69 € oder 59 €? Im Konzept stehen 69 €, im Gespräch fiel die Zahl 59. Bestätigen, bevor sie auf ein Angebot kommt.</w:t>
       </w:r>
     </w:p>
     <w:p>
@@ -4753,112 +4736,6 @@
           </w:p>
         </w:tc>
       </w:tr>
-      <w:tr>
-        <w:tc>
-          <w:tcPr>
-            <w:tcW w:type="dxa" w:w="1500"/>
-            <w:tcMar>
-              <w:top w:type="dxa" w:w="60"/>
-              <w:left w:type="dxa" w:w="100"/>
-              <w:bottom w:type="dxa" w:w="60"/>
-              <w:right w:type="dxa" w:w="100"/>
-            </w:tcMar>
-          </w:tcPr>
-          <w:p>
-            <w:pPr>
-              <w:spacing w:after="0" w:line="260"/>
-            </w:pPr>
-            <w:r>
-              <w:rPr>
-                <w:b w:val="false"/>
-                <w:bCs w:val="false"/>
-                <w:color w:val="000000"/>
-                <w:sz w:val="20"/>
-                <w:szCs w:val="20"/>
-              </w:rPr>
-              <w:t xml:space="preserve">Betreuung</w:t>
-            </w:r>
-          </w:p>
-        </w:tc>
-        <w:tc>
-          <w:tcPr>
-            <w:tcW w:type="dxa" w:w="4600"/>
-            <w:tcMar>
-              <w:top w:type="dxa" w:w="60"/>
-              <w:left w:type="dxa" w:w="100"/>
-              <w:bottom w:type="dxa" w:w="60"/>
-              <w:right w:type="dxa" w:w="100"/>
-            </w:tcMar>
-          </w:tcPr>
-          <w:p>
-            <w:pPr>
-              <w:spacing w:after="0" w:line="260"/>
-            </w:pPr>
-            <w:r>
-              <w:rPr>
-                <w:b w:val="false"/>
-                <w:bCs w:val="false"/>
-                <w:color w:val="0070C0"/>
-                <w:sz w:val="20"/>
-                <w:szCs w:val="20"/>
-              </w:rPr>
-              <w:t xml:space="preserve">Betreuung von Domain und Hosting, monatliches Backup, monatliche Erreichbarkeits- und Zertifikatsprüfung, bis zu zwei Inhaltsänderungen im Monat, Reaktion auf Störungen am nächsten Werktag</w:t>
-            </w:r>
-          </w:p>
-        </w:tc>
-        <w:tc>
-          <w:tcPr>
-            <w:tcW w:type="dxa" w:w="1200"/>
-            <w:tcMar>
-              <w:top w:type="dxa" w:w="60"/>
-              <w:left w:type="dxa" w:w="100"/>
-              <w:bottom w:type="dxa" w:w="60"/>
-              <w:right w:type="dxa" w:w="100"/>
-            </w:tcMar>
-          </w:tcPr>
-          <w:p>
-            <w:pPr>
-              <w:spacing w:after="0" w:line="260"/>
-            </w:pPr>
-            <w:r>
-              <w:rPr>
-                <w:b w:val="false"/>
-                <w:bCs w:val="false"/>
-                <w:color w:val="000000"/>
-                <w:sz w:val="20"/>
-                <w:szCs w:val="20"/>
-              </w:rPr>
-              <w:t xml:space="preserve">laufend</w:t>
-            </w:r>
-          </w:p>
-        </w:tc>
-        <w:tc>
-          <w:tcPr>
-            <w:tcW w:type="dxa" w:w="1700"/>
-            <w:tcMar>
-              <w:top w:type="dxa" w:w="60"/>
-              <w:left w:type="dxa" w:w="100"/>
-              <w:bottom w:type="dxa" w:w="60"/>
-              <w:right w:type="dxa" w:w="100"/>
-            </w:tcMar>
-          </w:tcPr>
-          <w:p>
-            <w:pPr>
-              <w:spacing w:after="0" w:line="260"/>
-            </w:pPr>
-            <w:r>
-              <w:rPr>
-                <w:b w:val="false"/>
-                <w:bCs w:val="false"/>
-                <w:color w:val="0070C0"/>
-                <w:sz w:val="20"/>
-                <w:szCs w:val="20"/>
-              </w:rPr>
-              <w:t xml:space="preserve">69 €/Mon.</w:t>
-            </w:r>
-          </w:p>
-        </w:tc>
-      </w:tr>
     </w:tbl>
     <w:p>
       <w:pPr>
@@ -6480,6 +6357,93 @@
     </w:p>
     <w:p>
       <w:pPr>
+        <w:spacing w:after="160" w:line="276"/>
+      </w:pPr>
+      <w:r>
+        <w:rPr>
+          <w:b w:val="false"/>
+          <w:bCs w:val="false"/>
+          <w:i w:val="false"/>
+          <w:iCs w:val="false"/>
+          <w:color w:val="000000"/>
+          <w:sz w:val="22"/>
+          <w:szCs w:val="22"/>
+        </w:rPr>
+        <w:t xml:space="preserve">Marktvergleich: Wartungspakete im Kleinstsegment liegen bei 29–69 €/Monat; ab etwa 89 € erwarten Kunden Reporting und zugesagte Reaktionszeiten. 69 € ist das obere Ende ohne Service-Level-Zusage. Deshalb muss der Leistungsumfang exakt benannt sein.</w:t>
+      </w:r>
+    </w:p>
+    <w:p>
+      <w:pPr>
+        <w:pStyle w:val="Heading1"/>
+        <w:spacing w:after="120" w:before="320"/>
+      </w:pPr>
+      <w:r>
+        <w:rPr>
+          <w:color w:val="000000"/>
+        </w:rPr>
+        <w:t xml:space="preserve">7 · Produktion und Technik</w:t>
+      </w:r>
+    </w:p>
+    <w:p>
+      <w:pPr>
+        <w:pStyle w:val="Heading2"/>
+        <w:spacing w:after="120" w:before="260"/>
+      </w:pPr>
+      <w:r>
+        <w:rPr>
+          <w:color w:val="000000"/>
+        </w:rPr>
+        <w:t xml:space="preserve">7.1 Bauweise, Hosting, Domain</w:t>
+      </w:r>
+    </w:p>
+    <w:p>
+      <w:pPr>
+        <w:spacing w:after="160" w:line="276"/>
+      </w:pPr>
+      <w:r>
+        <w:rPr>
+          <w:b w:val="false"/>
+          <w:bCs w:val="false"/>
+          <w:i w:val="false"/>
+          <w:iCs w:val="false"/>
+          <w:color w:val="000000"/>
+          <w:sz w:val="22"/>
+          <w:szCs w:val="22"/>
+        </w:rPr>
+        <w:t xml:space="preserve">Websites werden mit Claude Code als statische Seiten gebaut und je Kunde in einem eigenen Git-Repository versioniert. Ausgeliefert wird HTML, CSS und minimales JavaScript, ohne CMS und ohne Datenbank. Das bringt sehr kurze Ladezeiten — ausgerechnet der Prüfpunkt, mit dem wir bei fremden Seiten argumentieren —, praktisch keine Sicherheitsupdates, kein Plugin-Risiko und eine vollständige Versionshistorie.</w:t>
+      </w:r>
+    </w:p>
+    <w:p>
+      <w:pPr>
+        <w:pStyle w:val="Heading3"/>
+        <w:spacing w:after="120" w:before="260"/>
+      </w:pPr>
+      <w:r>
+        <w:rPr>
+          <w:color w:val="0070C0"/>
+        </w:rPr>
+        <w:t xml:space="preserve">Hosting und Domain: betreuen, nicht besitzen</w:t>
+      </w:r>
+    </w:p>
+    <w:p>
+      <w:pPr>
+        <w:spacing w:after="160" w:line="276"/>
+      </w:pPr>
+      <w:r>
+        <w:rPr>
+          <w:b w:val="false"/>
+          <w:bCs w:val="false"/>
+          <w:i w:val="false"/>
+          <w:iCs w:val="false"/>
+          <w:color w:val="0070C0"/>
+          <w:sz w:val="22"/>
+          <w:szCs w:val="22"/>
+        </w:rPr>
+        <w:t xml:space="preserve">Wir richten beides für den Kunden ein, aber nichts läuft über uns. Das ist der Unterschied zwischen Einrichten und Wiederverkaufen — und er ist wichtig: Ein Wiederverkauf würde uns zum Vertragspartner für Ausfälle machen, die wir nicht verursachen.</w:t>
+      </w:r>
+    </w:p>
+    <w:p>
+      <w:pPr>
         <w:pStyle w:val="ListParagraph"/>
         <w:numPr>
           <w:ilvl w:val="0"/>
@@ -6489,110 +6453,13 @@
       </w:pPr>
       <w:r>
         <w:rPr>
-          <w:b/>
-          <w:bCs/>
-          <w:color w:val="000000"/>
-          <w:sz w:val="22"/>
-          <w:szCs w:val="22"/>
-        </w:rPr>
-        <w:t xml:space="preserve">Betreuung 69 €/Monat</w:t>
-      </w:r>
-      <w:r>
-        <w:rPr>
-          <w:b w:val="false"/>
-          <w:bCs w:val="false"/>
-          <w:color w:val="000000"/>
-          <w:sz w:val="22"/>
-          <w:szCs w:val="22"/>
-        </w:rPr>
-        <w:t xml:space="preserve">, Mindestlaufzeit zwölf Monate, danach monatlich kündbar.</w:t>
-      </w:r>
-    </w:p>
-    <w:p>
-      <w:pPr>
-        <w:spacing w:after="160" w:line="276"/>
-      </w:pPr>
-      <w:r>
-        <w:rPr>
-          <w:b w:val="false"/>
-          <w:bCs w:val="false"/>
-          <w:i w:val="false"/>
-          <w:iCs w:val="false"/>
-          <w:color w:val="000000"/>
-          <w:sz w:val="22"/>
-          <w:szCs w:val="22"/>
-        </w:rPr>
-        <w:t xml:space="preserve">Marktvergleich: Wartungspakete im Kleinstsegment liegen bei 29–69 €/Monat; ab etwa 89 € erwarten Kunden Reporting und zugesagte Reaktionszeiten. 69 € ist das obere Ende ohne Service-Level-Zusage. Deshalb muss der Leistungsumfang exakt benannt sein.</w:t>
-      </w:r>
-    </w:p>
-    <w:p>
-      <w:pPr>
-        <w:pStyle w:val="Heading1"/>
-        <w:spacing w:after="120" w:before="320"/>
-      </w:pPr>
-      <w:r>
-        <w:rPr>
-          <w:color w:val="000000"/>
-        </w:rPr>
-        <w:t xml:space="preserve">7 · Produktion und Technik</w:t>
-      </w:r>
-    </w:p>
-    <w:p>
-      <w:pPr>
-        <w:pStyle w:val="Heading2"/>
-        <w:spacing w:after="120" w:before="260"/>
-      </w:pPr>
-      <w:r>
-        <w:rPr>
-          <w:color w:val="000000"/>
-        </w:rPr>
-        <w:t xml:space="preserve">7.1 Bauweise, Hosting, Domain</w:t>
-      </w:r>
-    </w:p>
-    <w:p>
-      <w:pPr>
-        <w:spacing w:after="160" w:line="276"/>
-      </w:pPr>
-      <w:r>
-        <w:rPr>
-          <w:b w:val="false"/>
-          <w:bCs w:val="false"/>
-          <w:i w:val="false"/>
-          <w:iCs w:val="false"/>
-          <w:color w:val="000000"/>
-          <w:sz w:val="22"/>
-          <w:szCs w:val="22"/>
-        </w:rPr>
-        <w:t xml:space="preserve">Websites werden mit Claude Code als statische Seiten gebaut und je Kunde in einem eigenen Git-Repository versioniert. Ausgeliefert wird HTML, CSS und minimales JavaScript, ohne CMS und ohne Datenbank. Das bringt sehr kurze Ladezeiten — ausgerechnet der Prüfpunkt, mit dem wir bei fremden Seiten argumentieren —, praktisch keine Sicherheitsupdates, kein Plugin-Risiko und eine vollständige Versionshistorie.</w:t>
-      </w:r>
-    </w:p>
-    <w:p>
-      <w:pPr>
-        <w:pStyle w:val="Heading3"/>
-        <w:spacing w:after="120" w:before="260"/>
-      </w:pPr>
-      <w:r>
-        <w:rPr>
+          <w:b w:val="false"/>
+          <w:bCs w:val="false"/>
           <w:color w:val="0070C0"/>
-        </w:rPr>
-        <w:t xml:space="preserve">Hosting und Domain: betreuen, nicht besitzen</w:t>
-      </w:r>
-    </w:p>
-    <w:p>
-      <w:pPr>
-        <w:spacing w:after="160" w:line="276"/>
-      </w:pPr>
-      <w:r>
-        <w:rPr>
-          <w:b w:val="false"/>
-          <w:bCs w:val="false"/>
-          <w:i w:val="false"/>
-          <w:iCs w:val="false"/>
-          <w:color w:val="0070C0"/>
-          <w:sz w:val="22"/>
-          <w:szCs w:val="22"/>
-        </w:rPr>
-        <w:t xml:space="preserve">Wir verwalten beides für den Kunden, aber nichts läuft über uns. Das ist der Unterschied zwischen einer Betreuung und einem Wiederverkauf — und er ist wichtig: Ein Wiederverkauf würde uns zum Vertragspartner für Ausfälle machen, die wir nicht verursachen.</w:t>
+          <w:sz w:val="22"/>
+          <w:szCs w:val="22"/>
+        </w:rPr>
+        <w:t xml:space="preserve">Die Domain läuft auf den Namen des Kunden, das Hosting auf seinen Vertrag und seine Rechnung. Für uns entstehen keine laufenden Kosten je Kunde.</w:t>
       </w:r>
     </w:p>
     <w:p>
@@ -6612,7 +6479,7 @@
           <w:sz w:val="22"/>
           <w:szCs w:val="22"/>
         </w:rPr>
-        <w:t xml:space="preserve">Die Domain läuft auf den Namen des Kunden, das Hosting auf seinen Vertrag und seine Rechnung. Für uns entstehen keine laufenden Kosten je Kunde.</w:t>
+        <w:t xml:space="preserve">Wir brauchen Zugang, nicht Eigentum: SFTP- oder Git-Zugang beim Hoster des Kunden, dazu Zugriff auf die Domainverwaltung.</w:t>
       </w:r>
     </w:p>
     <w:p>
@@ -6632,7 +6499,7 @@
           <w:sz w:val="22"/>
           <w:szCs w:val="22"/>
         </w:rPr>
-        <w:t xml:space="preserve">Wir brauchen Zugang, nicht Eigentum: SFTP- oder Git-Zugang beim Hoster des Kunden, dazu Zugriff auf die Domainverwaltung.</w:t>
+        <w:t xml:space="preserve">Voraussetzung an das Hosting: Es muss das Hochladen eigener Dateien erlauben. Ein reiner Baukasten-Tarif kann das nicht — dort ist ein Wechsel Teil des Projekts.</w:t>
       </w:r>
     </w:p>
     <w:p>
@@ -6652,46 +6519,6 @@
           <w:sz w:val="22"/>
           <w:szCs w:val="22"/>
         </w:rPr>
-        <w:t xml:space="preserve">Schriftliche Vollmacht: Wer im Namen des Kunden mit dessen Anbieter spricht, braucht eine kurze Ermächtigung. Ein Absatz im Betreuungsvertrag.</w:t>
-      </w:r>
-    </w:p>
-    <w:p>
-      <w:pPr>
-        <w:pStyle w:val="ListParagraph"/>
-        <w:numPr>
-          <w:ilvl w:val="0"/>
-          <w:numId w:val="2"/>
-        </w:numPr>
-        <w:spacing w:after="80" w:line="276"/>
-      </w:pPr>
-      <w:r>
-        <w:rPr>
-          <w:b w:val="false"/>
-          <w:bCs w:val="false"/>
-          <w:color w:val="0070C0"/>
-          <w:sz w:val="22"/>
-          <w:szCs w:val="22"/>
-        </w:rPr>
-        <w:t xml:space="preserve">Voraussetzung an das Hosting: Es muss das Hochladen eigener Dateien erlauben. Ein reiner Baukasten-Tarif kann das nicht — dort ist ein Wechsel Teil des Projekts.</w:t>
-      </w:r>
-    </w:p>
-    <w:p>
-      <w:pPr>
-        <w:pStyle w:val="ListParagraph"/>
-        <w:numPr>
-          <w:ilvl w:val="0"/>
-          <w:numId w:val="2"/>
-        </w:numPr>
-        <w:spacing w:after="80" w:line="276"/>
-      </w:pPr>
-      <w:r>
-        <w:rPr>
-          <w:b w:val="false"/>
-          <w:bCs w:val="false"/>
-          <w:color w:val="0070C0"/>
-          <w:sz w:val="22"/>
-          <w:szCs w:val="22"/>
-        </w:rPr>
         <w:t xml:space="preserve">Im Verkauf ein Argument, kein Zugeständnis: „Ihre Domain, Ihr Vertrag, Ihre Rechnung — wir kümmern uns nur darum. Sie sind an keinem Tag von uns abhängig.“</w:t>
       </w:r>
     </w:p>
@@ -6773,23 +6600,6 @@
           <w:szCs w:val="22"/>
         </w:rPr>
         <w:t xml:space="preserve">Dieselbe Entscheidung löst das Kontaktformular, weil es dieselbe Sorte Datei ist: Die Anfrage geht direkt in das Postfach des Betriebs. Kein Formulardienst, kein weiterer AV-Vertrag, kein weiterer Anbieter in der Datenschutzerklärung. Gegen Spam zwei unsichtbare Fallen statt eines Captchas. Damit ist Prüfpunkt 6 auf unseren eigenen Seiten erfüllbar.</w:t>
-      </w:r>
-    </w:p>
-    <w:p>
-      <w:pPr>
-        <w:spacing w:after="160" w:line="276"/>
-      </w:pPr>
-      <w:r>
-        <w:rPr>
-          <w:b w:val="false"/>
-          <w:bCs w:val="false"/>
-          <w:i w:val="false"/>
-          <w:iCs w:val="false"/>
-          <w:color w:val="0070C0"/>
-          <w:sz w:val="22"/>
-          <w:szCs w:val="22"/>
-        </w:rPr>
-        <w:t xml:space="preserve">Was das verschiebt: Der Betreuungsumfang von bis zu zwei Änderungen im Monat verliert an Gewicht, weil Öffnungszeiten, Telefonnummer, Stellenanzeige und Hinweise der Kunde selbst ändert. Das Abhängigkeitsargument im Verkauf wird stärker. Die Anforderung an das Hosting wächst um einen Punkt: Es muss PHP können. Alle üblichen Tarife können das.</w:t>
       </w:r>
     </w:p>
     <w:p>
@@ -7324,7 +7134,7 @@
         <w:rPr>
           <w:color w:val="0070C0"/>
         </w:rPr>
-        <w:t xml:space="preserve">Übergabe an den Kunden — das Produkt ohne Betreuung</w:t>
+        <w:t xml:space="preserve">Übergabe an den Kunden</w:t>
       </w:r>
     </w:p>
     <w:p>
@@ -7341,7 +7151,7 @@
           <w:sz w:val="22"/>
           <w:szCs w:val="22"/>
         </w:rPr>
-        <w:t xml:space="preserve">Die Betreuung ist ein Zusatz, kein Bestandteil. Wer sie nicht will, bekommt trotzdem ein vollständiges, funktionierendes und ihm gehörendes Produkt. Das muss so sein: Ein Produkt, das ohne Abo nicht funktioniert, ist ein Abo.</w:t>
+        <w:t xml:space="preserve">Der Kunde bekommt ein vollstaendiges, funktionierendes und ihm gehoerendes Produkt. Es gibt nichts, was er zusaetzlich buchen muss, damit es laeuft.</w:t>
       </w:r>
     </w:p>
     <w:p>
@@ -7555,7 +7365,7 @@
           <w:sz w:val="22"/>
           <w:szCs w:val="22"/>
         </w:rPr>
-        <w:t xml:space="preserve">Was ohne Betreuung nicht passiert: </w:t>
+        <w:t xml:space="preserve">Was danach niemand fuer ihn tut: </w:t>
       </w:r>
       <w:r>
         <w:rPr>
@@ -7567,7 +7377,7 @@
           <w:sz w:val="22"/>
           <w:szCs w:val="22"/>
         </w:rPr>
-        <w:t xml:space="preserve">Niemand prüft monatlich, ob die Seite erreichbar ist und das Zertifikat noch gilt. Statisch geht nichts kaputt, aber ein abgelaufenes Zertifikat zeigt jedem Besucher eine Sicherheitswarnung — genau Prüfpunkt 2, mit dem wir verkaufen. Ohne Betreuung merkt es der Betrieb erst, wenn ein Kunde anruft. Und jede Änderung, die über den Pflegebereich hinausgeht, kostet 70 €/h, mindestens eine halbe Stunde. Beides gehört ins Angebot, nicht ins Kleingedruckte.</w:t>
+        <w:t xml:space="preserve">Niemand prüft monatlich, ob die Seite erreichbar ist und das Zertifikat noch gilt. Statisch geht nichts kaputt, aber ein abgelaufenes Zertifikat zeigt jedem Besucher eine Sicherheitswarnung — genau Prüfpunkt 2, mit dem wir verkaufen. Der Betrieb merkt es erst, wenn ein Kunde anruft. Deshalb steht es auf dem Übergabeblatt. Und jede Änderung, die über den Pflegebereich hinausgeht, kostet 70 €/h, mindestens eine halbe Stunde. Beides gehört ins Angebot, nicht ins Kleingedruckte.</w:t>
       </w:r>
     </w:p>
     <w:p>
@@ -8008,7 +7818,7 @@
           <w:sz w:val="22"/>
           <w:szCs w:val="22"/>
         </w:rPr>
-        <w:t xml:space="preserve">Unser Zugang ist geliehen, nicht besessen. Mit Betreuungsvertrag haben wir Zugang zu Hosting und Domainverwaltung, nie zu den E-Mail-Postfächern. Er kann uns den Zugang jederzeit entziehen; die Website läuft weiter. Genau das ist im Verkauf das Argument gegen das Baukasten-Abo: Sie sind an keinem Tag von uns abhängig.</w:t>
+        <w:t xml:space="preserve">Unser Zugang ist geliehen, nicht besessen. Waehrend des Projekts haben wir Zugang zu Hosting und Domainverwaltung, nie zu den E-Mail-Postfaechern, und nach der Uebergabe gar nicht mehr. Er kann uns den Zugang jederzeit entziehen; die Website läuft weiter. Genau das ist im Verkauf das Argument gegen das Baukasten-Abo: Sie sind an keinem Tag von uns abhängig.</w:t>
       </w:r>
     </w:p>
     <w:p>
@@ -8329,7 +8139,7 @@
           <w:sz w:val="22"/>
           <w:szCs w:val="22"/>
         </w:rPr>
-        <w:t xml:space="preserve"> → Schlussrechnung → Betreuung anbieten.</w:t>
+        <w:t xml:space="preserve"> → Schlussrechnung.</w:t>
       </w:r>
     </w:p>
     <w:p>
@@ -8342,56 +8152,6 @@
           <w:color w:val="000000"/>
         </w:rPr>
         <w:t xml:space="preserve">8 · Betrieb nach Livegang</w:t>
-      </w:r>
-    </w:p>
-    <w:p>
-      <w:pPr>
-        <w:pStyle w:val="ListParagraph"/>
-        <w:numPr>
-          <w:ilvl w:val="0"/>
-          <w:numId w:val="2"/>
-        </w:numPr>
-        <w:spacing w:after="80" w:line="276"/>
-      </w:pPr>
-      <w:r>
-        <w:rPr>
-          <w:b/>
-          <w:bCs/>
-          <w:color w:val="000000"/>
-          <w:sz w:val="22"/>
-          <w:szCs w:val="22"/>
-        </w:rPr>
-        <w:t xml:space="preserve">In der Betreuung enthalten (69 €/Monat): </w:t>
-      </w:r>
-      <w:r>
-        <w:rPr>
-          <w:b w:val="false"/>
-          <w:bCs w:val="false"/>
-          <w:color w:val="000000"/>
-          <w:sz w:val="22"/>
-          <w:szCs w:val="22"/>
-        </w:rPr>
-        <w:t xml:space="preserve">Betreuung von Domain und Hosting beim Anbieter des Kunden, monatliches Backup, monatliche Erreichbarkeits- und Zertifikatsprüfung, </w:t>
-      </w:r>
-      <w:r>
-        <w:rPr>
-          <w:b/>
-          <w:bCs/>
-          <w:color w:val="0070C0"/>
-          <w:sz w:val="22"/>
-          <w:szCs w:val="22"/>
-        </w:rPr>
-        <w:t xml:space="preserve">bis zu zwei Inhaltsänderungen im Monat</w:t>
-      </w:r>
-      <w:r>
-        <w:rPr>
-          <w:b w:val="false"/>
-          <w:bCs w:val="false"/>
-          <w:color w:val="0070C0"/>
-          <w:sz w:val="22"/>
-          <w:szCs w:val="22"/>
-        </w:rPr>
-        <w:t xml:space="preserve">, Reaktion auf Störungsmeldungen innerhalb eines Werktages.</w:t>
       </w:r>
     </w:p>
     <w:p>
@@ -11572,27 +11332,7 @@
           <w:sz w:val="22"/>
           <w:szCs w:val="22"/>
         </w:rPr>
-        <w:t xml:space="preserve">Das Neugeschäft trägt sich im ersten Jahr nicht als Stundenlohn. Es finanziert den Aufbau von Vorlage, Referenzen und Betreuungsbestand.</w:t>
-      </w:r>
-    </w:p>
-    <w:p>
-      <w:pPr>
-        <w:pStyle w:val="ListParagraph"/>
-        <w:numPr>
-          <w:ilvl w:val="0"/>
-          <w:numId w:val="2"/>
-        </w:numPr>
-        <w:spacing w:after="80" w:line="276"/>
-      </w:pPr>
-      <w:r>
-        <w:rPr>
-          <w:b w:val="false"/>
-          <w:bCs w:val="false"/>
-          <w:color w:val="0070C0"/>
-          <w:sz w:val="22"/>
-          <w:szCs w:val="22"/>
-        </w:rPr>
-        <w:t xml:space="preserve">Der Betreuungsbestand ist das eigentliche Geschäft — aber weit entfernt, siehe 10.4.</w:t>
+        <w:t xml:space="preserve">Das Neugeschäft trägt sich im ersten Jahr nicht als Stundenlohn. Es finanziert den Aufbau von Vorlage und Referenzen.</w:t>
       </w:r>
     </w:p>
     <w:p>
@@ -11602,9 +11342,26 @@
       </w:pPr>
       <w:r>
         <w:rPr>
-          <w:color w:val="0070C0"/>
-        </w:rPr>
-        <w:t xml:space="preserve">10.4 Wann der Betreuungsbestand trägt</w:t>
+          <w:color w:val="C00000"/>
+        </w:rPr>
+        <w:t xml:space="preserve">10.4 Kein wiederkehrender Umsatz</w:t>
+      </w:r>
+    </w:p>
+    <w:p>
+      <w:pPr>
+        <w:spacing w:after="160" w:line="276"/>
+      </w:pPr>
+      <w:r>
+        <w:rPr>
+          <w:b w:val="false"/>
+          <w:bCs w:val="false"/>
+          <w:i w:val="false"/>
+          <w:iCs w:val="false"/>
+          <w:color w:val="C00000"/>
+          <w:sz w:val="22"/>
+          <w:szCs w:val="22"/>
+        </w:rPr>
+        <w:t xml:space="preserve">Entschieden am 22.08.2026: Es gibt keine Betreuung. Damit gibt es auch keinen Bestand, der monatlich traegt. Jeder Monat faengt bei null an, und der Umsatz haengt vollstaendig daran, dass neue Auftraege hereinkommen.</w:t>
       </w:r>
     </w:p>
     <w:p>
@@ -11621,7 +11378,7 @@
           <w:sz w:val="22"/>
           <w:szCs w:val="22"/>
         </w:rPr>
-        <w:t xml:space="preserve">20 Betreuungskunden zu 69 € sind 1.380 € im Monat oder 16.560 € im Jahr, bei rund 0 € laufenden Kosten — der Kunde zahlt sein Hosting selbst.</w:t>
+        <w:t xml:space="preserve">Der Grund ist ein Produktargument, kein kaufmaennisches: Der Pflegebereich nimmt dem Kunden genau die Arbeit ab, fuer die eine Betreuung sonst bezahlt wird. Ein Vertrag, der zwei Inhaltsaenderungen im Monat verkauft, waere neben einem Bereich, in dem der Kunde sie selbst in zwei Minuten macht, schwer zu begruenden. Und die Zusage „Nach dem Projekt sind wir raus“ vertraegt keinen Dauervertrag.</w:t>
       </w:r>
     </w:p>
     <w:p>
@@ -11638,277 +11395,8 @@
           <w:sz w:val="22"/>
           <w:szCs w:val="22"/>
         </w:rPr>
-        <w:t xml:space="preserve">Der Arbeitsaufwand ist mit dem neuen Änderungsumfang deutlich höher als bisher angesetzt. Zwei Änderungen im Monat zu je bis zu 30 Minuten sind im Vollausschöpfungsfall zwölf Stunden im Jahr je Kunde, realistisch eher sechs bis acht. Bei 20 Kunden und sieben Stunden sind das 140 Stunden — rechnerisch rund 118 € je Stunde. Das trägt bequem, aber es ist nicht mehr das Nebenbei-Geschäft der Vorfassung.</w:t>
-      </w:r>
-    </w:p>
-    <w:tbl>
-      <w:tblPr>
-        <w:tblW w:type="dxa" w:w="9000"/>
-        <w:tblBorders>
-          <w:top w:val="single" w:color="auto" w:sz="4"/>
-          <w:left w:val="single" w:color="auto" w:sz="4"/>
-          <w:bottom w:val="single" w:color="auto" w:sz="4"/>
-          <w:right w:val="single" w:color="auto" w:sz="4"/>
-          <w:insideH w:val="single" w:color="auto" w:sz="4"/>
-          <w:insideV w:val="single" w:color="auto" w:sz="4"/>
-        </w:tblBorders>
-      </w:tblPr>
-      <w:tblGrid>
-        <w:gridCol w:w="4800"/>
-        <w:gridCol w:w="2100"/>
-        <w:gridCol w:w="2100"/>
-      </w:tblGrid>
-      <w:tr>
-        <w:trPr>
-          <w:tblHeader/>
-        </w:trPr>
-        <w:tc>
-          <w:tcPr>
-            <w:tcW w:type="dxa" w:w="4800"/>
-            <w:shd w:fill="F2F2F2" w:val="clear"/>
-            <w:tcMar>
-              <w:top w:type="dxa" w:w="60"/>
-              <w:left w:type="dxa" w:w="100"/>
-              <w:bottom w:type="dxa" w:w="60"/>
-              <w:right w:type="dxa" w:w="100"/>
-            </w:tcMar>
-          </w:tcPr>
-          <w:p>
-            <w:pPr>
-              <w:spacing w:after="0" w:line="260"/>
-            </w:pPr>
-            <w:r>
-              <w:rPr>
-                <w:b/>
-                <w:bCs/>
-                <w:color w:val="000000"/>
-                <w:sz w:val="20"/>
-                <w:szCs w:val="20"/>
-              </w:rPr>
-              <w:t xml:space="preserve">Annahme</w:t>
-            </w:r>
-          </w:p>
-        </w:tc>
-        <w:tc>
-          <w:tcPr>
-            <w:tcW w:type="dxa" w:w="2100"/>
-            <w:shd w:fill="F2F2F2" w:val="clear"/>
-            <w:tcMar>
-              <w:top w:type="dxa" w:w="60"/>
-              <w:left w:type="dxa" w:w="100"/>
-              <w:bottom w:type="dxa" w:w="60"/>
-              <w:right w:type="dxa" w:w="100"/>
-            </w:tcMar>
-          </w:tcPr>
-          <w:p>
-            <w:pPr>
-              <w:spacing w:after="0" w:line="260"/>
-            </w:pPr>
-            <w:r>
-              <w:rPr>
-                <w:b/>
-                <w:bCs/>
-                <w:color w:val="000000"/>
-                <w:sz w:val="20"/>
-                <w:szCs w:val="20"/>
-              </w:rPr>
-              <w:t xml:space="preserve">Verträge/Jahr</w:t>
-            </w:r>
-          </w:p>
-        </w:tc>
-        <w:tc>
-          <w:tcPr>
-            <w:tcW w:type="dxa" w:w="2100"/>
-            <w:shd w:fill="F2F2F2" w:val="clear"/>
-            <w:tcMar>
-              <w:top w:type="dxa" w:w="60"/>
-              <w:left w:type="dxa" w:w="100"/>
-              <w:bottom w:type="dxa" w:w="60"/>
-              <w:right w:type="dxa" w:w="100"/>
-            </w:tcMar>
-          </w:tcPr>
-          <w:p>
-            <w:pPr>
-              <w:spacing w:after="0" w:line="260"/>
-            </w:pPr>
-            <w:r>
-              <w:rPr>
-                <w:b/>
-                <w:bCs/>
-                <w:color w:val="000000"/>
-                <w:sz w:val="20"/>
-                <w:szCs w:val="20"/>
-              </w:rPr>
-              <w:t xml:space="preserve">bis 20 Kunden</w:t>
-            </w:r>
-          </w:p>
-        </w:tc>
-      </w:tr>
-      <w:tr>
-        <w:tc>
-          <w:tcPr>
-            <w:tcW w:type="dxa" w:w="4800"/>
-            <w:tcMar>
-              <w:top w:type="dxa" w:w="60"/>
-              <w:left w:type="dxa" w:w="100"/>
-              <w:bottom w:type="dxa" w:w="60"/>
-              <w:right w:type="dxa" w:w="100"/>
-            </w:tcMar>
-          </w:tcPr>
-          <w:p>
-            <w:pPr>
-              <w:spacing w:after="0" w:line="260"/>
-            </w:pPr>
-            <w:r>
-              <w:rPr>
-                <w:b w:val="false"/>
-                <w:bCs w:val="false"/>
-                <w:color w:val="0070C0"/>
-                <w:sz w:val="20"/>
-                <w:szCs w:val="20"/>
-              </w:rPr>
-              <w:t xml:space="preserve">Rate aus Abschnitt 11 fortgeschrieben (1 je 90 Tage)</w:t>
-            </w:r>
-          </w:p>
-        </w:tc>
-        <w:tc>
-          <w:tcPr>
-            <w:tcW w:type="dxa" w:w="2100"/>
-            <w:tcMar>
-              <w:top w:type="dxa" w:w="60"/>
-              <w:left w:type="dxa" w:w="100"/>
-              <w:bottom w:type="dxa" w:w="60"/>
-              <w:right w:type="dxa" w:w="100"/>
-            </w:tcMar>
-          </w:tcPr>
-          <w:p>
-            <w:pPr>
-              <w:spacing w:after="0" w:line="260"/>
-            </w:pPr>
-            <w:r>
-              <w:rPr>
-                <w:b w:val="false"/>
-                <w:bCs w:val="false"/>
-                <w:color w:val="0070C0"/>
-                <w:sz w:val="20"/>
-                <w:szCs w:val="20"/>
-              </w:rPr>
-              <w:t xml:space="preserve">4</w:t>
-            </w:r>
-          </w:p>
-        </w:tc>
-        <w:tc>
-          <w:tcPr>
-            <w:tcW w:type="dxa" w:w="2100"/>
-            <w:tcMar>
-              <w:top w:type="dxa" w:w="60"/>
-              <w:left w:type="dxa" w:w="100"/>
-              <w:bottom w:type="dxa" w:w="60"/>
-              <w:right w:type="dxa" w:w="100"/>
-            </w:tcMar>
-          </w:tcPr>
-          <w:p>
-            <w:pPr>
-              <w:spacing w:after="0" w:line="260"/>
-            </w:pPr>
-            <w:r>
-              <w:rPr>
-                <w:b w:val="false"/>
-                <w:bCs w:val="false"/>
-                <w:color w:val="C00000"/>
-                <w:sz w:val="20"/>
-                <w:szCs w:val="20"/>
-              </w:rPr>
-              <w:t xml:space="preserve">5 Jahre</w:t>
-            </w:r>
-          </w:p>
-        </w:tc>
-      </w:tr>
-      <w:tr>
-        <w:tc>
-          <w:tcPr>
-            <w:tcW w:type="dxa" w:w="4800"/>
-            <w:tcMar>
-              <w:top w:type="dxa" w:w="60"/>
-              <w:left w:type="dxa" w:w="100"/>
-              <w:bottom w:type="dxa" w:w="60"/>
-              <w:right w:type="dxa" w:w="100"/>
-            </w:tcMar>
-          </w:tcPr>
-          <w:p>
-            <w:pPr>
-              <w:spacing w:after="0" w:line="260"/>
-            </w:pPr>
-            <w:r>
-              <w:rPr>
-                <w:b w:val="false"/>
-                <w:bCs w:val="false"/>
-                <w:color w:val="0070C0"/>
-                <w:sz w:val="20"/>
-                <w:szCs w:val="20"/>
-              </w:rPr>
-              <w:t xml:space="preserve">Bestfall: jeder gewonnene Kunde nimmt Betreuung</w:t>
-            </w:r>
-          </w:p>
-        </w:tc>
-        <w:tc>
-          <w:tcPr>
-            <w:tcW w:type="dxa" w:w="2100"/>
-            <w:tcMar>
-              <w:top w:type="dxa" w:w="60"/>
-              <w:left w:type="dxa" w:w="100"/>
-              <w:bottom w:type="dxa" w:w="60"/>
-              <w:right w:type="dxa" w:w="100"/>
-            </w:tcMar>
-          </w:tcPr>
-          <w:p>
-            <w:pPr>
-              <w:spacing w:after="0" w:line="260"/>
-            </w:pPr>
-            <w:r>
-              <w:rPr>
-                <w:b w:val="false"/>
-                <w:bCs w:val="false"/>
-                <w:color w:val="0070C0"/>
-                <w:sz w:val="20"/>
-                <w:szCs w:val="20"/>
-              </w:rPr>
-              <w:t xml:space="preserve">8</w:t>
-            </w:r>
-          </w:p>
-        </w:tc>
-        <w:tc>
-          <w:tcPr>
-            <w:tcW w:type="dxa" w:w="2100"/>
-            <w:tcMar>
-              <w:top w:type="dxa" w:w="60"/>
-              <w:left w:type="dxa" w:w="100"/>
-              <w:bottom w:type="dxa" w:w="60"/>
-              <w:right w:type="dxa" w:w="100"/>
-            </w:tcMar>
-          </w:tcPr>
-          <w:p>
-            <w:pPr>
-              <w:spacing w:after="0" w:line="260"/>
-            </w:pPr>
-            <w:r>
-              <w:rPr>
-                <w:b w:val="false"/>
-                <w:bCs w:val="false"/>
-                <w:color w:val="0070C0"/>
-                <w:sz w:val="20"/>
-                <w:szCs w:val="20"/>
-              </w:rPr>
-              <w:t xml:space="preserve">2,5 Jahre</w:t>
-            </w:r>
-          </w:p>
-        </w:tc>
-      </w:tr>
-    </w:tbl>
-    <w:p>
-      <w:pPr>
-        <w:spacing w:after="120"/>
-      </w:pPr>
+        <w:t xml:space="preserve">Was das kostet: Die vorige Fassung rechnete mit 20 Betreuungskunden zu 69 €, also 16.560 € im Jahr bei nahezu keinen laufenden Kosten. Dieser Betrag entfaellt ersatzlos. Er war ohnehin fruehestens im dritten Jahr erreichbar; die Planung der ersten beiden Jahre aendert sich dadurch nicht.</w:t>
+      </w:r>
     </w:p>
     <w:p>
       <w:pPr>
@@ -11924,8 +11412,13 @@
           <w:sz w:val="22"/>
           <w:szCs w:val="22"/>
         </w:rPr>
-        <w:t xml:space="preserve">Der Teil, der das Modell tragen soll, trägt frühestens im dritten Jahr. Das ändert nichts an seiner Richtigkeit, aber alles an der Planung der ersten beiden. Eine Kündigungsquote ist dabei noch gar nicht angesetzt.</w:t>
-      </w:r>
+        <w:t xml:space="preserve">Was an seine Stelle tritt: Aenderungen ueber den Pflegebereich hinaus werden nach Aufwand berechnet, 70 €/h, mindestens eine halbe Stunde. Das ist kein Ersatz fuer wiederkehrenden Umsatz, sondern Gelegenheitsarbeit. Wer den Ausfall auffangen will, muss mehr Neugeschaeft machen, nicht anders abrechnen.</w:t>
+      </w:r>
+    </w:p>
+    <w:p>
+      <w:pPr>
+        <w:spacing w:after="120"/>
+      </w:pPr>
     </w:p>
     <w:p>
       <w:pPr>
@@ -12648,86 +12141,6 @@
           </w:p>
         </w:tc>
       </w:tr>
-      <w:tr>
-        <w:tc>
-          <w:tcPr>
-            <w:tcW w:type="dxa" w:w="3400"/>
-            <w:tcMar>
-              <w:top w:type="dxa" w:w="60"/>
-              <w:left w:type="dxa" w:w="100"/>
-              <w:bottom w:type="dxa" w:w="60"/>
-              <w:right w:type="dxa" w:w="100"/>
-            </w:tcMar>
-          </w:tcPr>
-          <w:p>
-            <w:pPr>
-              <w:spacing w:after="0" w:line="260"/>
-            </w:pPr>
-            <w:r>
-              <w:rPr>
-                <w:b w:val="false"/>
-                <w:bCs w:val="false"/>
-                <w:color w:val="000000"/>
-                <w:sz w:val="20"/>
-                <w:szCs w:val="20"/>
-              </w:rPr>
-              <w:t xml:space="preserve">Betreuungsverträge</w:t>
-            </w:r>
-          </w:p>
-        </w:tc>
-        <w:tc>
-          <w:tcPr>
-            <w:tcW w:type="dxa" w:w="2800"/>
-            <w:tcMar>
-              <w:top w:type="dxa" w:w="60"/>
-              <w:left w:type="dxa" w:w="100"/>
-              <w:bottom w:type="dxa" w:w="60"/>
-              <w:right w:type="dxa" w:w="100"/>
-            </w:tcMar>
-          </w:tcPr>
-          <w:p>
-            <w:pPr>
-              <w:spacing w:after="0" w:line="260"/>
-            </w:pPr>
-            <w:r>
-              <w:rPr>
-                <w:b w:val="false"/>
-                <w:bCs w:val="false"/>
-                <w:color w:val="0070C0"/>
-                <w:sz w:val="20"/>
-                <w:szCs w:val="20"/>
-              </w:rPr>
-              <w:t xml:space="preserve">2</w:t>
-            </w:r>
-          </w:p>
-        </w:tc>
-        <w:tc>
-          <w:tcPr>
-            <w:tcW w:type="dxa" w:w="2800"/>
-            <w:tcMar>
-              <w:top w:type="dxa" w:w="60"/>
-              <w:left w:type="dxa" w:w="100"/>
-              <w:bottom w:type="dxa" w:w="60"/>
-              <w:right w:type="dxa" w:w="100"/>
-            </w:tcMar>
-          </w:tcPr>
-          <w:p>
-            <w:pPr>
-              <w:spacing w:after="0" w:line="260"/>
-            </w:pPr>
-            <w:r>
-              <w:rPr>
-                <w:b w:val="false"/>
-                <w:bCs w:val="false"/>
-                <w:color w:val="000000"/>
-                <w:sz w:val="20"/>
-                <w:szCs w:val="20"/>
-              </w:rPr>
-              <w:t xml:space="preserve">Verträge</w:t>
-            </w:r>
-          </w:p>
-        </w:tc>
-      </w:tr>
     </w:tbl>
     <w:p>
       <w:pPr>
@@ -12860,7 +12273,7 @@
           <w:sz w:val="22"/>
           <w:szCs w:val="22"/>
         </w:rPr>
-        <w:t xml:space="preserve">Yannik: Vertrieb, Erstkontakt, Vorgespräch, Angebot. Kira: Produktion, Technik, Betreuung.</w:t>
+        <w:t xml:space="preserve">Yannik: Vertrieb, Erstkontakt, Vorgespräch, Angebot. Kira: Produktion, Technik, Übergabe.</w:t>
       </w:r>
     </w:p>
     <w:p>
@@ -13163,26 +12576,6 @@
           <w:szCs w:val="22"/>
         </w:rPr>
         <w:t xml:space="preserve">Art. 30 DSGVO — Verzeichnis von Verarbeitungstätigkeiten ist Pflicht. Die Ausnahme für kleine Unternehmen greift bei regelmäßiger Verarbeitung nicht.</w:t>
-      </w:r>
-    </w:p>
-    <w:p>
-      <w:pPr>
-        <w:pStyle w:val="ListParagraph"/>
-        <w:numPr>
-          <w:ilvl w:val="0"/>
-          <w:numId w:val="2"/>
-        </w:numPr>
-        <w:spacing w:after="80" w:line="276"/>
-      </w:pPr>
-      <w:r>
-        <w:rPr>
-          <w:b w:val="false"/>
-          <w:bCs w:val="false"/>
-          <w:color w:val="000000"/>
-          <w:sz w:val="22"/>
-          <w:szCs w:val="22"/>
-        </w:rPr>
-        <w:t xml:space="preserve">Art. 28 DSGVO — mit jedem Betreuungskunden ein Auftragsverarbeitungsvertrag, einschließlich Nennung aller Unterauftragsverarbeiter.</w:t>
       </w:r>
     </w:p>
     <w:p>
@@ -15226,7 +14619,7 @@
                 <w:sz w:val="20"/>
                 <w:szCs w:val="20"/>
               </w:rPr>
-              <w:t xml:space="preserve">drei Pilotprojekte live und abgenommen · Produktionsvorlage abgeleitet · Referenzunterlagen vollständig · Prüfpunkte 1–5 und 11–13 automatisiert · zwei Betreuungsverträge · Konzept gegen die Messwerte überarbeitet</w:t>
+              <w:t xml:space="preserve">drei Pilotprojekte live und abgenommen · Produktionsvorlage abgeleitet · Referenzunterlagen vollständig · Prüfpunkte 1–5 und 11–13 automatisiert · Konzept gegen die Messwerte überarbeitet</w:t>
             </w:r>
           </w:p>
         </w:tc>
@@ -19211,86 +18604,6 @@
               <w:rPr>
                 <w:b w:val="false"/>
                 <w:bCs w:val="false"/>
-                <w:color w:val="C00000"/>
-                <w:sz w:val="20"/>
-                <w:szCs w:val="20"/>
-              </w:rPr>
-              <w:t xml:space="preserve">Klären: Betreuung 69 € oder 59 €</w:t>
-            </w:r>
-          </w:p>
-        </w:tc>
-        <w:tc>
-          <w:tcPr>
-            <w:tcW w:type="dxa" w:w="1300"/>
-            <w:tcMar>
-              <w:top w:type="dxa" w:w="60"/>
-              <w:left w:type="dxa" w:w="100"/>
-              <w:bottom w:type="dxa" w:w="60"/>
-              <w:right w:type="dxa" w:w="100"/>
-            </w:tcMar>
-          </w:tcPr>
-          <w:p>
-            <w:pPr>
-              <w:spacing w:after="0" w:line="260"/>
-            </w:pPr>
-            <w:r>
-              <w:rPr>
-                <w:b w:val="false"/>
-                <w:bCs w:val="false"/>
-                <w:color w:val="000000"/>
-                <w:sz w:val="20"/>
-                <w:szCs w:val="20"/>
-              </w:rPr>
-              <w:t xml:space="preserve">beide</w:t>
-            </w:r>
-          </w:p>
-        </w:tc>
-        <w:tc>
-          <w:tcPr>
-            <w:tcW w:type="dxa" w:w="2100"/>
-            <w:tcMar>
-              <w:top w:type="dxa" w:w="60"/>
-              <w:left w:type="dxa" w:w="100"/>
-              <w:bottom w:type="dxa" w:w="60"/>
-              <w:right w:type="dxa" w:w="100"/>
-            </w:tcMar>
-          </w:tcPr>
-          <w:p>
-            <w:pPr>
-              <w:spacing w:after="0" w:line="260"/>
-            </w:pPr>
-            <w:r>
-              <w:rPr>
-                <w:b w:val="false"/>
-                <w:bCs w:val="false"/>
-                <w:color w:val="C00000"/>
-                <w:sz w:val="20"/>
-                <w:szCs w:val="20"/>
-              </w:rPr>
-              <w:t xml:space="preserve">sofort</w:t>
-            </w:r>
-          </w:p>
-        </w:tc>
-      </w:tr>
-      <w:tr>
-        <w:tc>
-          <w:tcPr>
-            <w:tcW w:type="dxa" w:w="5600"/>
-            <w:tcMar>
-              <w:top w:type="dxa" w:w="60"/>
-              <w:left w:type="dxa" w:w="100"/>
-              <w:bottom w:type="dxa" w:w="60"/>
-              <w:right w:type="dxa" w:w="100"/>
-            </w:tcMar>
-          </w:tcPr>
-          <w:p>
-            <w:pPr>
-              <w:spacing w:after="0" w:line="260"/>
-            </w:pPr>
-            <w:r>
-              <w:rPr>
-                <w:b w:val="false"/>
-                <w:bCs w:val="false"/>
                 <w:color w:val="0070C0"/>
                 <w:sz w:val="20"/>
                 <w:szCs w:val="20"/>
@@ -20388,86 +19701,6 @@
                 <w:szCs w:val="20"/>
               </w:rPr>
               <w:t xml:space="preserve">Vorlauf</w:t>
-            </w:r>
-          </w:p>
-        </w:tc>
-      </w:tr>
-      <w:tr>
-        <w:tc>
-          <w:tcPr>
-            <w:tcW w:type="dxa" w:w="5600"/>
-            <w:tcMar>
-              <w:top w:type="dxa" w:w="60"/>
-              <w:left w:type="dxa" w:w="100"/>
-              <w:bottom w:type="dxa" w:w="60"/>
-              <w:right w:type="dxa" w:w="100"/>
-            </w:tcMar>
-          </w:tcPr>
-          <w:p>
-            <w:pPr>
-              <w:spacing w:after="0" w:line="260"/>
-            </w:pPr>
-            <w:r>
-              <w:rPr>
-                <w:b w:val="false"/>
-                <w:bCs w:val="false"/>
-                <w:color w:val="000000"/>
-                <w:sz w:val="20"/>
-                <w:szCs w:val="20"/>
-              </w:rPr>
-              <w:t xml:space="preserve">AVV-Vorlage für Betreuungskunden erstellen (Art. 28)</w:t>
-            </w:r>
-          </w:p>
-        </w:tc>
-        <w:tc>
-          <w:tcPr>
-            <w:tcW w:type="dxa" w:w="1300"/>
-            <w:tcMar>
-              <w:top w:type="dxa" w:w="60"/>
-              <w:left w:type="dxa" w:w="100"/>
-              <w:bottom w:type="dxa" w:w="60"/>
-              <w:right w:type="dxa" w:w="100"/>
-            </w:tcMar>
-          </w:tcPr>
-          <w:p>
-            <w:pPr>
-              <w:spacing w:after="0" w:line="260"/>
-            </w:pPr>
-            <w:r>
-              <w:rPr>
-                <w:b w:val="false"/>
-                <w:bCs w:val="false"/>
-                <w:color w:val="000000"/>
-                <w:sz w:val="20"/>
-                <w:szCs w:val="20"/>
-              </w:rPr>
-              <w:t xml:space="preserve">Kira</w:t>
-            </w:r>
-          </w:p>
-        </w:tc>
-        <w:tc>
-          <w:tcPr>
-            <w:tcW w:type="dxa" w:w="2100"/>
-            <w:tcMar>
-              <w:top w:type="dxa" w:w="60"/>
-              <w:left w:type="dxa" w:w="100"/>
-              <w:bottom w:type="dxa" w:w="60"/>
-              <w:right w:type="dxa" w:w="100"/>
-            </w:tcMar>
-          </w:tcPr>
-          <w:p>
-            <w:pPr>
-              <w:spacing w:after="0" w:line="260"/>
-            </w:pPr>
-            <w:r>
-              <w:rPr>
-                <w:b w:val="false"/>
-                <w:bCs w:val="false"/>
-                <w:color w:val="000000"/>
-                <w:sz w:val="20"/>
-                <w:szCs w:val="20"/>
-              </w:rPr>
-              <w:t xml:space="preserve">vor erstem Betreuungsvertrag</w:t>
             </w:r>
           </w:p>
         </w:tc>
